--- a/停车场管理项目报告.docx
+++ b/停车场管理项目报告.docx
@@ -18460,49 +18460,43 @@
           <w:color w:val="000000"/>
           <w:sz w:val="24"/>
         </w:rPr>
-        <w:t>项目材料包括需求与模型说明、</w:t>
-      </w:r>
-      <w:r>
-        <w:rPr>
-          <w:color w:val="000000"/>
-          <w:sz w:val="24"/>
-        </w:rPr>
-        <w:t xml:space="preserve">draw.io </w:t>
-      </w:r>
-      <w:r>
-        <w:rPr>
-          <w:color w:val="000000"/>
-          <w:sz w:val="24"/>
-        </w:rPr>
-        <w:t>图、</w:t>
-      </w:r>
-      <w:r>
-        <w:rPr>
-          <w:color w:val="000000"/>
-          <w:sz w:val="24"/>
-        </w:rPr>
-        <w:t xml:space="preserve">MySQL </w:t>
-      </w:r>
-      <w:r>
-        <w:rPr>
-          <w:color w:val="000000"/>
-          <w:sz w:val="24"/>
-        </w:rPr>
-        <w:t>建库建表和样例数据脚本，以及字段设计和查询说明。下一步可在</w:t>
-      </w:r>
-      <w:r>
-        <w:rPr>
-          <w:color w:val="000000"/>
-          <w:sz w:val="24"/>
-        </w:rPr>
-        <w:t xml:space="preserve"> MySQL 8.0 </w:t>
-      </w:r>
-      <w:r>
-        <w:rPr>
-          <w:color w:val="000000"/>
-          <w:sz w:val="24"/>
-        </w:rPr>
-        <w:t>环境执行脚本，运行六条查询并按课程验收要求留存结果截图，同时验证唯一、检查和参照完整性约束。</w:t>
+        <w:t>项目材料包括需求与模型说明、draw.io 图、MySQL 建库建表和样例数据脚本，以及字段设计和查询说明。本报告已附六个核心查询的 MySQL Workbench 运行截图和结果集；项目目录尚无完整初始化脚本的成功记录或约束负例验证截图。完整脚本及约束验证仍需在 MySQL 8.0 环境核验。</w:t>
+      </w:r>
+      <w:r>
+        <w:rPr>
+          <w:color w:val="000000"/>
+          <w:sz w:val="24"/>
+        </w:rPr>
+      </w:r>
+      <w:r>
+        <w:rPr>
+          <w:color w:val="000000"/>
+          <w:sz w:val="24"/>
+        </w:rPr>
+      </w:r>
+      <w:r>
+        <w:rPr>
+          <w:color w:val="000000"/>
+          <w:sz w:val="24"/>
+        </w:rPr>
+      </w:r>
+      <w:r>
+        <w:rPr>
+          <w:color w:val="000000"/>
+          <w:sz w:val="24"/>
+        </w:rPr>
+      </w:r>
+      <w:r>
+        <w:rPr>
+          <w:color w:val="000000"/>
+          <w:sz w:val="24"/>
+        </w:rPr>
+      </w:r>
+      <w:r>
+        <w:rPr>
+          <w:color w:val="000000"/>
+          <w:sz w:val="24"/>
+        </w:rPr>
       </w:r>
     </w:p>
     <w:p>
